--- a/_docs_/trim1/06_requisitos/REQUISITOS FUNCIONALES Y NO FUNCIONALES V1.5.docx
+++ b/_docs_/trim1/06_requisitos/REQUISITOS FUNCIONALES Y NO FUNCIONALES V1.5.docx
@@ -1626,6 +1626,9 @@
         <w:spacing w:after="294"/>
         <w:jc w:val="both"/>
       </w:pPr>
+      <w:r>
+        <w:t xml:space="preserve"> </w:t>
+      </w:r>
       <w:r>
         <w:t xml:space="preserve"> </w:t>
       </w:r>
